--- a/output/doc/UART2外部通信控制协议说明.docx
+++ b/output/doc/UART2外部通信控制协议说明.docx
@@ -21,12 +21,9 @@
         <w:jc w:val="center"/>
       </w:pPr>
       <w:r>
-        <w:rPr>
-          <w:b/>
-        </w:rPr>
         <w:t>主控 R1 固件 · 第三方设备 / 上位机联调版</w:t>
         <w:br/>
-        <w:t>基线：R1 / 41bcb10 · 更新日期：2026-07-17</w:t>
+        <w:t>基线：R1 / a8c1902 后续工作区 · 更新日期：2026-08-03</w:t>
       </w:r>
     </w:p>
     <w:tbl>
@@ -46,15 +43,8 @@
             <w:vAlign w:val="center"/>
           </w:tcPr>
           <w:p>
-            <w:r/>
-            <w:r>
-              <w:rPr>
-                <w:rFonts w:ascii="微软雅黑" w:hAnsi="微软雅黑" w:eastAsia="微软雅黑"/>
-                <w:b/>
-                <w:color w:val="9C6500"/>
-                <w:sz w:val="18"/>
-              </w:rPr>
-              <w:t>本文件以当前主控源码为准。当前关键变化：业务 EEPROM 0x06 支持 Page2~Page11 范围批量读取；Page7/Page10 可通过独立 AreaCode 原始读取；业务写入 0x07 永久拒绝；业务/导航批量完成 ACK 均连续发送 3 次。</w:t>
+            <w:r>
+              <w:t>本文件以当前主控源码为准。当前关键变化：导航 EEPROM 0x08/0x09/0x0A/0x0C 增加 V2 显式目标通道和请求号；批量任务锁定手柄身份，中途拔柄、换柄或设备访问失败时发送独立中断帧且不再发送最终成功 ACK；业务 EEPROM 安全边界保持不变。</w:t>
             </w:r>
           </w:p>
         </w:tc>
@@ -107,7 +97,7 @@
         <w:pStyle w:val="ListBullet"/>
       </w:pPr>
       <w:r>
-        <w:t>EEPROM 操作跟随当前选中的逻辑 A/B 通道；批量操作启动时锁定对应物理总线，中途切换通道不会串读或串写。</w:t>
+        <w:t>导航 V2 请求显式携带 Channel 和 RequestId。主控按指定逻辑 A/B 通道锁定物理总线、身份代数和 EEPROM SN；切换当前选中通道不会改变已开始的读取或写入目标。</w:t>
       </w:r>
     </w:p>
     <w:p>
@@ -3639,13 +3629,7 @@
             <w:shd w:fill="EAF2F8"/>
           </w:tcPr>
           <w:p>
-            <w:r/>
-            <w:r>
-              <w:rPr>
-                <w:rFonts w:ascii="微软雅黑" w:hAnsi="微软雅黑" w:eastAsia="微软雅黑"/>
-                <w:b w:val="0"/>
-                <w:sz w:val="17"/>
-              </w:rPr>
+            <w:r>
               <w:t>08</w:t>
             </w:r>
           </w:p>
@@ -3657,14 +3641,8 @@
             <w:shd w:fill="EAF2F8"/>
           </w:tcPr>
           <w:p>
-            <w:r/>
-            <w:r>
-              <w:rPr>
-                <w:rFonts w:ascii="微软雅黑" w:hAnsi="微软雅黑" w:eastAsia="微软雅黑"/>
-                <w:b w:val="0"/>
-                <w:sz w:val="17"/>
-              </w:rPr>
-              <w:t>导航 EEPROM 单页原始读</w:t>
+            <w:r>
+              <w:t>导航 V2 单页原始读</w:t>
             </w:r>
           </w:p>
         </w:tc>
@@ -3675,13 +3653,7 @@
             <w:shd w:fill="EAF2F8"/>
           </w:tcPr>
           <w:p>
-            <w:r/>
-            <w:r>
-              <w:rPr>
-                <w:rFonts w:ascii="微软雅黑" w:hAnsi="微软雅黑" w:eastAsia="微软雅黑"/>
-                <w:b w:val="0"/>
-                <w:sz w:val="17"/>
-              </w:rPr>
+            <w:r>
               <w:t>实际页12~128</w:t>
             </w:r>
           </w:p>
@@ -3693,14 +3665,8 @@
             <w:shd w:fill="EAF2F8"/>
           </w:tcPr>
           <w:p>
-            <w:r/>
-            <w:r>
-              <w:rPr>
-                <w:rFonts w:ascii="微软雅黑" w:hAnsi="微软雅黑" w:eastAsia="微软雅黑"/>
-                <w:b w:val="0"/>
-                <w:sz w:val="17"/>
-              </w:rPr>
-              <w:t>无</w:t>
+            <w:r>
+              <w:t>02 + Channel + ReqH + ReqL</w:t>
             </w:r>
           </w:p>
         </w:tc>
@@ -3711,13 +3677,7 @@
             <w:shd w:fill="EAF2F8"/>
           </w:tcPr>
           <w:p>
-            <w:r/>
-            <w:r>
-              <w:rPr>
-                <w:rFonts w:ascii="微软雅黑" w:hAnsi="微软雅黑" w:eastAsia="微软雅黑"/>
-                <w:b w:val="0"/>
-                <w:sz w:val="17"/>
-              </w:rPr>
+            <w:r>
               <w:t>否</w:t>
             </w:r>
           </w:p>
@@ -3729,14 +3689,8 @@
             <w:shd w:fill="EAF2F8"/>
           </w:tcPr>
           <w:p>
-            <w:r/>
-            <w:r>
-              <w:rPr>
-                <w:rFonts w:ascii="微软雅黑" w:hAnsi="微软雅黑" w:eastAsia="微软雅黑"/>
-                <w:b w:val="0"/>
-                <w:sz w:val="17"/>
-              </w:rPr>
-              <w:t>Fun01 数据帧或 DD/06</w:t>
+            <w:r>
+              <w:t>V2 Fun01数据帧或V2 DD/06</w:t>
             </w:r>
           </w:p>
         </w:tc>
@@ -3748,13 +3702,7 @@
             <w:vAlign w:val="center"/>
           </w:tcPr>
           <w:p>
-            <w:r/>
-            <w:r>
-              <w:rPr>
-                <w:rFonts w:ascii="微软雅黑" w:hAnsi="微软雅黑" w:eastAsia="微软雅黑"/>
-                <w:b w:val="0"/>
-                <w:sz w:val="17"/>
-              </w:rPr>
+            <w:r>
               <w:t>09</w:t>
             </w:r>
           </w:p>
@@ -3765,14 +3713,8 @@
             <w:vAlign w:val="center"/>
           </w:tcPr>
           <w:p>
-            <w:r/>
-            <w:r>
-              <w:rPr>
-                <w:rFonts w:ascii="微软雅黑" w:hAnsi="微软雅黑" w:eastAsia="微软雅黑"/>
-                <w:b w:val="0"/>
-                <w:sz w:val="17"/>
-              </w:rPr>
-              <w:t>导航 EEPROM 范围批量读</w:t>
+            <w:r>
+              <w:t>导航 V2 范围批量读</w:t>
             </w:r>
           </w:p>
         </w:tc>
@@ -3782,13 +3724,7 @@
             <w:vAlign w:val="center"/>
           </w:tcPr>
           <w:p>
-            <w:r/>
-            <w:r>
-              <w:rPr>
-                <w:rFonts w:ascii="微软雅黑" w:hAnsi="微软雅黑" w:eastAsia="微软雅黑"/>
-                <w:b w:val="0"/>
-                <w:sz w:val="17"/>
-              </w:rPr>
+            <w:r>
               <w:t>起始实际页12~128</w:t>
             </w:r>
           </w:p>
@@ -3799,14 +3735,8 @@
             <w:vAlign w:val="center"/>
           </w:tcPr>
           <w:p>
-            <w:r/>
-            <w:r>
-              <w:rPr>
-                <w:rFonts w:ascii="微软雅黑" w:hAnsi="微软雅黑" w:eastAsia="微软雅黑"/>
-                <w:b w:val="0"/>
-                <w:sz w:val="17"/>
-              </w:rPr>
-              <w:t>结束实际页1字节</w:t>
+            <w:r>
+              <w:t>02 + Channel + ReqH + ReqL + 结束页</w:t>
             </w:r>
           </w:p>
         </w:tc>
@@ -3816,13 +3746,7 @@
             <w:vAlign w:val="center"/>
           </w:tcPr>
           <w:p>
-            <w:r/>
-            <w:r>
-              <w:rPr>
-                <w:rFonts w:ascii="微软雅黑" w:hAnsi="微软雅黑" w:eastAsia="微软雅黑"/>
-                <w:b w:val="0"/>
-                <w:sz w:val="17"/>
-              </w:rPr>
+            <w:r>
               <w:t>否</w:t>
             </w:r>
           </w:p>
@@ -3833,14 +3757,8 @@
             <w:vAlign w:val="center"/>
           </w:tcPr>
           <w:p>
-            <w:r/>
-            <w:r>
-              <w:rPr>
-                <w:rFonts w:ascii="微软雅黑" w:hAnsi="微软雅黑" w:eastAsia="微软雅黑"/>
-                <w:b w:val="0"/>
-                <w:sz w:val="17"/>
-              </w:rPr>
-              <w:t>逐页 Fun01 + 完成 DD/05×3</w:t>
+            <w:r>
+              <w:t>逐页V2 Fun01 + 最终V2 DD/05×3</w:t>
             </w:r>
           </w:p>
         </w:tc>
@@ -3853,13 +3771,7 @@
             <w:shd w:fill="EAF2F8"/>
           </w:tcPr>
           <w:p>
-            <w:r/>
-            <w:r>
-              <w:rPr>
-                <w:rFonts w:ascii="微软雅黑" w:hAnsi="微软雅黑" w:eastAsia="微软雅黑"/>
-                <w:b w:val="0"/>
-                <w:sz w:val="17"/>
-              </w:rPr>
+            <w:r>
               <w:t>0A</w:t>
             </w:r>
           </w:p>
@@ -3871,14 +3783,8 @@
             <w:shd w:fill="EAF2F8"/>
           </w:tcPr>
           <w:p>
-            <w:r/>
-            <w:r>
-              <w:rPr>
-                <w:rFonts w:ascii="微软雅黑" w:hAnsi="微软雅黑" w:eastAsia="微软雅黑"/>
-                <w:b w:val="0"/>
-                <w:sz w:val="17"/>
-              </w:rPr>
-              <w:t>导航 EEPROM 单页写</w:t>
+            <w:r>
+              <w:t>导航 V2 单页写</w:t>
             </w:r>
           </w:p>
         </w:tc>
@@ -3889,13 +3795,7 @@
             <w:shd w:fill="EAF2F8"/>
           </w:tcPr>
           <w:p>
-            <w:r/>
-            <w:r>
-              <w:rPr>
-                <w:rFonts w:ascii="微软雅黑" w:hAnsi="微软雅黑" w:eastAsia="微软雅黑"/>
-                <w:b w:val="0"/>
-                <w:sz w:val="17"/>
-              </w:rPr>
+            <w:r>
               <w:t>实际页12~128</w:t>
             </w:r>
           </w:p>
@@ -3907,14 +3807,8 @@
             <w:shd w:fill="EAF2F8"/>
           </w:tcPr>
           <w:p>
-            <w:r/>
-            <w:r>
-              <w:rPr>
-                <w:rFonts w:ascii="微软雅黑" w:hAnsi="微软雅黑" w:eastAsia="微软雅黑"/>
-                <w:b w:val="0"/>
-                <w:sz w:val="17"/>
-              </w:rPr>
-              <w:t>30字节</w:t>
+            <w:r>
+              <w:t>02 + Channel + ReqH + ReqL + 30字节</w:t>
             </w:r>
           </w:p>
         </w:tc>
@@ -3925,13 +3819,7 @@
             <w:shd w:fill="EAF2F8"/>
           </w:tcPr>
           <w:p>
-            <w:r/>
-            <w:r>
-              <w:rPr>
-                <w:rFonts w:ascii="微软雅黑" w:hAnsi="微软雅黑" w:eastAsia="微软雅黑"/>
-                <w:b w:val="0"/>
-                <w:sz w:val="17"/>
-              </w:rPr>
+            <w:r>
               <w:t>是</w:t>
             </w:r>
           </w:p>
@@ -3943,14 +3831,8 @@
             <w:shd w:fill="EAF2F8"/>
           </w:tcPr>
           <w:p>
-            <w:r/>
-            <w:r>
-              <w:rPr>
-                <w:rFonts w:ascii="微软雅黑" w:hAnsi="微软雅黑" w:eastAsia="微软雅黑"/>
-                <w:b w:val="0"/>
-                <w:sz w:val="17"/>
-              </w:rPr>
-              <w:t>DD/05 或 DD/06</w:t>
+            <w:r>
+              <w:t>V2 DD/05或V2 DD/06</w:t>
             </w:r>
           </w:p>
         </w:tc>
@@ -4067,13 +3949,7 @@
             <w:shd w:fill="EAF2F8"/>
           </w:tcPr>
           <w:p>
-            <w:r/>
-            <w:r>
-              <w:rPr>
-                <w:rFonts w:ascii="微软雅黑" w:hAnsi="微软雅黑" w:eastAsia="微软雅黑"/>
-                <w:b w:val="0"/>
-                <w:sz w:val="17"/>
-              </w:rPr>
+            <w:r>
               <w:t>0C</w:t>
             </w:r>
           </w:p>
@@ -4085,14 +3961,8 @@
             <w:shd w:fill="EAF2F8"/>
           </w:tcPr>
           <w:p>
-            <w:r/>
-            <w:r>
-              <w:rPr>
-                <w:rFonts w:ascii="微软雅黑" w:hAnsi="微软雅黑" w:eastAsia="微软雅黑"/>
-                <w:b w:val="0"/>
-                <w:sz w:val="17"/>
-              </w:rPr>
-              <w:t>导航 EEPROM 范围批量写</w:t>
+            <w:r>
+              <w:t>导航 V2 范围批量写</w:t>
             </w:r>
           </w:p>
         </w:tc>
@@ -4103,13 +3973,7 @@
             <w:shd w:fill="EAF2F8"/>
           </w:tcPr>
           <w:p>
-            <w:r/>
-            <w:r>
-              <w:rPr>
-                <w:rFonts w:ascii="微软雅黑" w:hAnsi="微软雅黑" w:eastAsia="微软雅黑"/>
-                <w:b w:val="0"/>
-                <w:sz w:val="17"/>
-              </w:rPr>
+            <w:r>
               <w:t>起始实际页12~128</w:t>
             </w:r>
           </w:p>
@@ -4121,14 +3985,8 @@
             <w:shd w:fill="EAF2F8"/>
           </w:tcPr>
           <w:p>
-            <w:r/>
-            <w:r>
-              <w:rPr>
-                <w:rFonts w:ascii="微软雅黑" w:hAnsi="微软雅黑" w:eastAsia="微软雅黑"/>
-                <w:b w:val="0"/>
-                <w:sz w:val="17"/>
-              </w:rPr>
-              <w:t>结束页+30字节模板</w:t>
+            <w:r>
+              <w:t>02 + Channel + ReqH + ReqL + 结束页 + 30字节模板</w:t>
             </w:r>
           </w:p>
         </w:tc>
@@ -4139,13 +3997,7 @@
             <w:shd w:fill="EAF2F8"/>
           </w:tcPr>
           <w:p>
-            <w:r/>
-            <w:r>
-              <w:rPr>
-                <w:rFonts w:ascii="微软雅黑" w:hAnsi="微软雅黑" w:eastAsia="微软雅黑"/>
-                <w:b w:val="0"/>
-                <w:sz w:val="17"/>
-              </w:rPr>
+            <w:r>
               <w:t>是</w:t>
             </w:r>
           </w:p>
@@ -4157,14 +4009,8 @@
             <w:shd w:fill="EAF2F8"/>
           </w:tcPr>
           <w:p>
-            <w:r/>
-            <w:r>
-              <w:rPr>
-                <w:rFonts w:ascii="微软雅黑" w:hAnsi="微软雅黑" w:eastAsia="微软雅黑"/>
-                <w:b w:val="0"/>
-                <w:sz w:val="17"/>
-              </w:rPr>
-              <w:t>逐页 DD/05 + 完成 DD/05×3</w:t>
+            <w:r>
+              <w:t>逐页V2 DD/05 + 最终V2 DD/05×3</w:t>
             </w:r>
           </w:p>
         </w:tc>
@@ -6190,7 +6036,7 @@
         <w:pStyle w:val="ListBullet"/>
       </w:pPr>
       <w:r>
-        <w:t>导航单页及批量命令必须使用实际页号 12~128。上位机不要再使用1~117导航序号进行下发。</w:t>
+        <w:t>导航 V2 单页及批量命令必须使用实际页号 12~128，公共前缀固定为 [02, Channel, RequestId_H, RequestId_L]，Channel=01 表示A、02表示B。</w:t>
       </w:r>
     </w:p>
     <w:p>
@@ -6198,7 +6044,7 @@
         <w:pStyle w:val="ListBullet"/>
       </w:pPr>
       <w:r>
-        <w:t>0x0A/0x0C 导航写需外控授权、手柄电机和 A/B 泵均停止；0x0C 对所有页复用同一份30字节模板。</w:t>
+        <w:t>0x0A/0x0C 导航写需外控授权且所有运动输出停止；批量中途拔柄、换柄、I2C失败、映射变化或运行门禁触发都会中止，已经写入的页面不会回滚。</w:t>
       </w:r>
     </w:p>
     <w:p>
@@ -6207,7 +6053,7 @@
         <w:keepNext/>
       </w:pPr>
       <w:r>
-        <w:t>9. 批量 EEPROM 时序与 ACK</w:t>
+        <w:t>9. 导航 V2、批量 EEPROM 时序与 ACK</w:t>
       </w:r>
     </w:p>
     <w:tbl>
@@ -6232,14 +6078,7 @@
             <w:shd w:fill="1F4E78"/>
           </w:tcPr>
           <w:p>
-            <w:r/>
-            <w:r>
-              <w:rPr>
-                <w:rFonts w:ascii="微软雅黑" w:hAnsi="微软雅黑" w:eastAsia="微软雅黑"/>
-                <w:b/>
-                <w:color w:val="FFFFFF"/>
-                <w:sz w:val="18"/>
-              </w:rPr>
+            <w:r>
               <w:t>事件</w:t>
             </w:r>
           </w:p>
@@ -6251,14 +6090,7 @@
             <w:shd w:fill="1F4E78"/>
           </w:tcPr>
           <w:p>
-            <w:r/>
-            <w:r>
-              <w:rPr>
-                <w:rFonts w:ascii="微软雅黑" w:hAnsi="微软雅黑" w:eastAsia="微软雅黑"/>
-                <w:b/>
-                <w:color w:val="FFFFFF"/>
-                <w:sz w:val="18"/>
-              </w:rPr>
+            <w:r>
               <w:t>规则</w:t>
             </w:r>
           </w:p>
@@ -6271,13 +6103,7 @@
             <w:vAlign w:val="center"/>
           </w:tcPr>
           <w:p>
-            <w:r/>
-            <w:r>
-              <w:rPr>
-                <w:rFonts w:ascii="微软雅黑" w:hAnsi="微软雅黑" w:eastAsia="微软雅黑"/>
-                <w:b w:val="0"/>
-                <w:sz w:val="17"/>
-              </w:rPr>
+            <w:r>
               <w:t>启动条件</w:t>
             </w:r>
           </w:p>
@@ -6288,14 +6114,8 @@
             <w:vAlign w:val="center"/>
           </w:tcPr>
           <w:p>
-            <w:r/>
-            <w:r>
-              <w:rPr>
-                <w:rFonts w:ascii="微软雅黑" w:hAnsi="微软雅黑" w:eastAsia="微软雅黑"/>
-                <w:b w:val="0"/>
-                <w:sz w:val="17"/>
-              </w:rPr>
-              <w:t>无其它批量任务；起止范围合法；当前通道有效；手柄和A/B泵均停止；写操作还需外控权</w:t>
+            <w:r>
+              <w:t>无其它批量任务；V2通道和页范围合法；目标手柄在线；全部运动输出停止；写操作还需外控权</w:t>
             </w:r>
           </w:p>
         </w:tc>
@@ -6308,14 +6128,8 @@
             <w:shd w:fill="EAF2F8"/>
           </w:tcPr>
           <w:p>
-            <w:r/>
-            <w:r>
-              <w:rPr>
-                <w:rFonts w:ascii="微软雅黑" w:hAnsi="微软雅黑" w:eastAsia="微软雅黑"/>
-                <w:b w:val="0"/>
-                <w:sz w:val="17"/>
-              </w:rPr>
-              <w:t>总线锁定</w:t>
+            <w:r>
+              <w:t>目标锁定</w:t>
             </w:r>
           </w:p>
         </w:tc>
@@ -6326,14 +6140,8 @@
             <w:shd w:fill="EAF2F8"/>
           </w:tcPr>
           <w:p>
-            <w:r/>
-            <w:r>
-              <w:rPr>
-                <w:rFonts w:ascii="微软雅黑" w:hAnsi="微软雅黑" w:eastAsia="微软雅黑"/>
-                <w:b w:val="0"/>
-                <w:sz w:val="17"/>
-              </w:rPr>
-              <w:t>启动时快照当前通道对应物理 I2C，总线在本批期间不随通道切换改变</w:t>
+            <w:r>
+              <w:t>启动时锁定逻辑Channel、物理I2C、该通道身份代数和16字节EEPROM SN；不跟随当前选中通道切换</w:t>
             </w:r>
           </w:p>
         </w:tc>
@@ -6345,13 +6153,7 @@
             <w:vAlign w:val="center"/>
           </w:tcPr>
           <w:p>
-            <w:r/>
-            <w:r>
-              <w:rPr>
-                <w:rFonts w:ascii="微软雅黑" w:hAnsi="微软雅黑" w:eastAsia="微软雅黑"/>
-                <w:b w:val="0"/>
-                <w:sz w:val="17"/>
-              </w:rPr>
+            <w:r>
               <w:t>逐页节拍</w:t>
             </w:r>
           </w:p>
@@ -6362,14 +6164,8 @@
             <w:vAlign w:val="center"/>
           </w:tcPr>
           <w:p>
-            <w:r/>
-            <w:r>
-              <w:rPr>
-                <w:rFonts w:ascii="微软雅黑" w:hAnsi="微软雅黑" w:eastAsia="微软雅黑"/>
-                <w:b w:val="0"/>
-                <w:sz w:val="17"/>
-              </w:rPr>
-              <w:t>每30ms处理一页</w:t>
+            <w:r>
+              <w:t>外控任务每10ms运行；累计到30ms后每次最多处理一页。117页理论逐页时间约3.51秒</w:t>
             </w:r>
           </w:p>
         </w:tc>
@@ -6382,14 +6178,8 @@
             <w:shd w:fill="EAF2F8"/>
           </w:tcPr>
           <w:p>
-            <w:r/>
-            <w:r>
-              <w:rPr>
-                <w:rFonts w:ascii="微软雅黑" w:hAnsi="微软雅黑" w:eastAsia="微软雅黑"/>
-                <w:b w:val="0"/>
-                <w:sz w:val="17"/>
-              </w:rPr>
-              <w:t>业务/导航批量读</w:t>
+            <w:r>
+              <w:t>逐页身份检查</w:t>
             </w:r>
           </w:p>
         </w:tc>
@@ -6400,14 +6190,8 @@
             <w:shd w:fill="EAF2F8"/>
           </w:tcPr>
           <w:p>
-            <w:r/>
-            <w:r>
-              <w:rPr>
-                <w:rFonts w:ascii="微软雅黑" w:hAnsi="微软雅黑" w:eastAsia="微软雅黑"/>
-                <w:b w:val="0"/>
-                <w:sz w:val="17"/>
-              </w:rPr>
-              <w:t>每页成功上传 Fun01 数据帧；单页I2C失败发送 DD/06 后继续后续页</w:t>
+            <w:r>
+              <w:t>每页访问前后只核对RAM在线态、物理映射和身份代数，避免每页追加阻塞式SN读取</w:t>
             </w:r>
           </w:p>
         </w:tc>
@@ -6419,14 +6203,8 @@
             <w:vAlign w:val="center"/>
           </w:tcPr>
           <w:p>
-            <w:r/>
-            <w:r>
-              <w:rPr>
-                <w:rFonts w:ascii="微软雅黑" w:hAnsi="微软雅黑" w:eastAsia="微软雅黑"/>
-                <w:b w:val="0"/>
-                <w:sz w:val="17"/>
-              </w:rPr>
-              <w:t>导航批量写</w:t>
+            <w:r>
+              <w:t>导航批量读</w:t>
             </w:r>
           </w:p>
         </w:tc>
@@ -6436,14 +6214,8 @@
             <w:vAlign w:val="center"/>
           </w:tcPr>
           <w:p>
-            <w:r/>
-            <w:r>
-              <w:rPr>
-                <w:rFonts w:ascii="微软雅黑" w:hAnsi="微软雅黑" w:eastAsia="微软雅黑"/>
-                <w:b w:val="0"/>
-                <w:sz w:val="17"/>
-              </w:rPr>
-              <w:t>每页写成功发送 DD/05；任一页失败立即终止</w:t>
+            <w:r>
+              <w:t>每页成功上传V2 Fun01数据帧；任一页I2C失败、拔柄、换柄或映射变化立即中止</w:t>
             </w:r>
           </w:p>
         </w:tc>
@@ -6456,14 +6228,8 @@
             <w:shd w:fill="EAF2F8"/>
           </w:tcPr>
           <w:p>
-            <w:r/>
-            <w:r>
-              <w:rPr>
-                <w:rFonts w:ascii="微软雅黑" w:hAnsi="微软雅黑" w:eastAsia="微软雅黑"/>
-                <w:b w:val="0"/>
-                <w:sz w:val="17"/>
-              </w:rPr>
-              <w:t>运行中断</w:t>
+            <w:r>
+              <w:t>导航批量写</w:t>
             </w:r>
           </w:p>
         </w:tc>
@@ -6474,14 +6240,8 @@
             <w:shd w:fill="EAF2F8"/>
           </w:tcPr>
           <w:p>
-            <w:r/>
-            <w:r>
-              <w:rPr>
-                <w:rFonts w:ascii="微软雅黑" w:hAnsi="微软雅黑" w:eastAsia="微软雅黑"/>
-                <w:b w:val="0"/>
-                <w:sz w:val="17"/>
-              </w:rPr>
-              <w:t>批量过程中若电机或泵开始运行，在下一页前终止并返回 Busy</w:t>
+            <w:r>
+              <w:t>每页写成功发送V2 DD/05；任一页失败立即中止，已经写入的页面不自动回滚</w:t>
             </w:r>
           </w:p>
         </w:tc>
@@ -6493,14 +6253,8 @@
             <w:vAlign w:val="center"/>
           </w:tcPr>
           <w:p>
-            <w:r/>
-            <w:r>
-              <w:rPr>
-                <w:rFonts w:ascii="微软雅黑" w:hAnsi="微软雅黑" w:eastAsia="微软雅黑"/>
-                <w:b w:val="0"/>
-                <w:sz w:val="17"/>
-              </w:rPr>
-              <w:t>完成应答</w:t>
+            <w:r>
+              <w:t>运行中断</w:t>
             </w:r>
           </w:p>
         </w:tc>
@@ -6510,14 +6264,8 @@
             <w:vAlign w:val="center"/>
           </w:tcPr>
           <w:p>
-            <w:r/>
-            <w:r>
-              <w:rPr>
-                <w:rFonts w:ascii="微软雅黑" w:hAnsi="微软雅黑" w:eastAsia="微软雅黑"/>
-                <w:b w:val="0"/>
-                <w:sz w:val="17"/>
-              </w:rPr>
-              <w:t>InforArea=[原批量FunCode, 起始实际页, 结束实际页]；同一成功ACK连续发送3次</w:t>
+            <w:r>
+              <w:t>批量过程中若手柄电机或A/B泵开始运行，在下一页访问前终止并返回Busy</w:t>
             </w:r>
           </w:p>
         </w:tc>
@@ -6530,13 +6278,75 @@
             <w:shd w:fill="EAF2F8"/>
           </w:tcPr>
           <w:p>
-            <w:r/>
-            <w:r>
-              <w:rPr>
-                <w:rFonts w:ascii="微软雅黑" w:hAnsi="微软雅黑" w:eastAsia="微软雅黑"/>
-                <w:b w:val="0"/>
-                <w:sz w:val="17"/>
-              </w:rPr>
+            <w:r>
+              <w:t>最终身份复核</w:t>
+            </w:r>
+          </w:p>
+        </w:tc>
+        <w:tc>
+          <w:tcPr>
+            <w:tcW w:type="dxa" w:w="5100"/>
+            <w:vAlign w:val="center"/>
+            <w:shd w:fill="EAF2F8"/>
+          </w:tcPr>
+          <w:p>
+            <w:r>
+              <w:t>最后一页后统一读取一次SN；在线态、总线、身份代数和SN全部一致才允许最终成功</w:t>
+            </w:r>
+          </w:p>
+        </w:tc>
+      </w:tr>
+      <w:tr>
+        <w:tc>
+          <w:tcPr>
+            <w:tcW w:type="dxa" w:w="5100"/>
+          </w:tcPr>
+          <w:p>
+            <w:r>
+              <w:t>完成应答</w:t>
+            </w:r>
+          </w:p>
+        </w:tc>
+        <w:tc>
+          <w:tcPr>
+            <w:tcW w:type="dxa" w:w="5100"/>
+          </w:tcPr>
+          <w:p>
+            <w:r>
+              <w:t>V2 InforArea=[02,原Fun,Channel,ReqH,ReqL,Start,End]；同一成功ACK连续发送3次</w:t>
+            </w:r>
+          </w:p>
+        </w:tc>
+      </w:tr>
+      <w:tr>
+        <w:tc>
+          <w:tcPr>
+            <w:tcW w:type="dxa" w:w="5100"/>
+          </w:tcPr>
+          <w:p>
+            <w:r>
+              <w:t>目标变化失败</w:t>
+            </w:r>
+          </w:p>
+        </w:tc>
+        <w:tc>
+          <w:tcPr>
+            <w:tcW w:type="dxa" w:w="5100"/>
+          </w:tcPr>
+          <w:p>
+            <w:r>
+              <w:t>V2 InforArea=[02,原Fun,Channel,ReqH,ReqL,TargetPage,08]；不再发送最终成功ACK</w:t>
+            </w:r>
+          </w:p>
+        </w:tc>
+      </w:tr>
+      <w:tr>
+        <w:tc>
+          <w:tcPr>
+            <w:tcW w:type="dxa" w:w="5100"/>
+          </w:tcPr>
+          <w:p>
+            <w:r>
               <w:t>忙冲突</w:t>
             </w:r>
           </w:p>
@@ -6544,18 +6354,54 @@
         <w:tc>
           <w:tcPr>
             <w:tcW w:type="dxa" w:w="5100"/>
-            <w:vAlign w:val="center"/>
-            <w:shd w:fill="EAF2F8"/>
-          </w:tcPr>
-          <w:p>
-            <w:r/>
-            <w:r>
-              <w:rPr>
-                <w:rFonts w:ascii="微软雅黑" w:hAnsi="微软雅黑" w:eastAsia="微软雅黑"/>
-                <w:b w:val="0"/>
-                <w:sz w:val="17"/>
-              </w:rPr>
-              <w:t>批量期间其它单页或批量 EEPROM 命令返回 Busy；普通保活和控制帧仍可解析</w:t>
+          </w:tcPr>
+          <w:p>
+            <w:r>
+              <w:t>批量期间其它EEPROM命令返回Busy；普通保活和控制帧仍解析，控制帧可能触发运行中断</w:t>
+            </w:r>
+          </w:p>
+        </w:tc>
+      </w:tr>
+      <w:tr>
+        <w:tc>
+          <w:tcPr>
+            <w:tcW w:type="dxa" w:w="5100"/>
+          </w:tcPr>
+          <w:p>
+            <w:r>
+              <w:t>V2读数据</w:t>
+            </w:r>
+          </w:p>
+        </w:tc>
+        <w:tc>
+          <w:tcPr>
+            <w:tcW w:type="dxa" w:w="5100"/>
+          </w:tcPr>
+          <w:p>
+            <w:r>
+              <w:t>Fun=01，Area=Channel，Info=Page，InforArea=[02,原Fun,ReqH,ReqL,Data30]</w:t>
+            </w:r>
+          </w:p>
+        </w:tc>
+      </w:tr>
+      <w:tr>
+        <w:tc>
+          <w:tcPr>
+            <w:tcW w:type="dxa" w:w="5100"/>
+          </w:tcPr>
+          <w:p>
+            <w:r>
+              <w:t>旧格式兼容</w:t>
+            </w:r>
+          </w:p>
+        </w:tc>
+        <w:tc>
+          <w:tcPr>
+            <w:tcW w:type="dxa" w:w="5100"/>
+          </w:tcPr>
+          <w:p>
+            <w:r>
+              <w:t>仅在恰好一个通道在线时接受；A/B同时在线返回原因07，第三方新设备必须使用V2</w:t>
             </w:r>
           </w:p>
         </w:tc>
@@ -6579,15 +6425,8 @@
             <w:vAlign w:val="center"/>
           </w:tcPr>
           <w:p>
-            <w:r/>
-            <w:r>
-              <w:rPr>
-                <w:rFonts w:ascii="微软雅黑" w:hAnsi="微软雅黑" w:eastAsia="微软雅黑"/>
-                <w:b/>
-                <w:color w:val="9C6500"/>
-                <w:sz w:val="18"/>
-              </w:rPr>
-              <w:t>上位机必须按页号集合接收，允许乱序、重复和完成 ACK 重复。收到三次相同完成 ACK 只能算一次完成，不能重复提交结果。</w:t>
+            <w:r>
+              <w:t>外部设备必须按 Channel、RequestId 和页号集合接收。只收齐逐页数据不能判定整批成功；必须再收到完全匹配的最终 DD/05。收到目标变化、设备失败或 Busy 的 DD/06 后立即终止，不得把已收页面作为完整结果；批量写已落盘页面不会回滚。</w:t>
             </w:r>
           </w:p>
         </w:tc>
@@ -7065,13 +6904,7 @@
             <w:shd w:fill="EAF2F8"/>
           </w:tcPr>
           <w:p>
-            <w:r/>
-            <w:r>
-              <w:rPr>
-                <w:rFonts w:ascii="微软雅黑" w:hAnsi="微软雅黑" w:eastAsia="微软雅黑"/>
-                <w:b w:val="0"/>
-                <w:sz w:val="17"/>
-              </w:rPr>
+            <w:r>
               <w:t>05</w:t>
             </w:r>
           </w:p>
@@ -7083,13 +6916,7 @@
             <w:shd w:fill="EAF2F8"/>
           </w:tcPr>
           <w:p>
-            <w:r/>
-            <w:r>
-              <w:rPr>
-                <w:rFonts w:ascii="微软雅黑" w:hAnsi="微软雅黑" w:eastAsia="微软雅黑"/>
-                <w:b w:val="0"/>
-                <w:sz w:val="17"/>
-              </w:rPr>
+            <w:r>
               <w:t>EEPROM成功</w:t>
             </w:r>
           </w:p>
@@ -7101,14 +6928,8 @@
             <w:shd w:fill="EAF2F8"/>
           </w:tcPr>
           <w:p>
-            <w:r/>
-            <w:r>
-              <w:rPr>
-                <w:rFonts w:ascii="微软雅黑" w:hAnsi="微软雅黑" w:eastAsia="微软雅黑"/>
-                <w:b w:val="0"/>
-                <w:sz w:val="17"/>
-              </w:rPr>
-              <w:t>单页对象、逐页对象或批量完成三字节</w:t>
+            <w:r>
+              <w:t>导航V2单页：[02,原Fun,Channel,ReqH,ReqL,Page]；批量最终：[02,原Fun,Channel,ReqH,ReqL,Start,End]</w:t>
             </w:r>
           </w:p>
         </w:tc>
@@ -7120,13 +6941,7 @@
             <w:vAlign w:val="center"/>
           </w:tcPr>
           <w:p>
-            <w:r/>
-            <w:r>
-              <w:rPr>
-                <w:rFonts w:ascii="微软雅黑" w:hAnsi="微软雅黑" w:eastAsia="微软雅黑"/>
-                <w:b w:val="0"/>
-                <w:sz w:val="17"/>
-              </w:rPr>
+            <w:r>
               <w:t>06</w:t>
             </w:r>
           </w:p>
@@ -7137,13 +6952,7 @@
             <w:vAlign w:val="center"/>
           </w:tcPr>
           <w:p>
-            <w:r/>
-            <w:r>
-              <w:rPr>
-                <w:rFonts w:ascii="微软雅黑" w:hAnsi="微软雅黑" w:eastAsia="微软雅黑"/>
-                <w:b w:val="0"/>
-                <w:sz w:val="17"/>
-              </w:rPr>
+            <w:r>
               <w:t>EEPROM失败</w:t>
             </w:r>
           </w:p>
@@ -7154,14 +6963,8 @@
             <w:vAlign w:val="center"/>
           </w:tcPr>
           <w:p>
-            <w:r/>
-            <w:r>
-              <w:rPr>
-                <w:rFonts w:ascii="微软雅黑" w:hAnsi="微软雅黑" w:eastAsia="微软雅黑"/>
-                <w:b w:val="0"/>
-                <w:sz w:val="17"/>
-              </w:rPr>
-              <w:t>[对象/命令, 原因]</w:t>
+            <w:r>
+              <w:t>导航V2：[02,原Fun,Channel,ReqH,ReqL,TargetPage,Reason]；旧通用路径仍为[对象,原因]</w:t>
             </w:r>
           </w:p>
         </w:tc>
@@ -7549,6 +7352,50 @@
                 <w:sz w:val="17"/>
               </w:rPr>
               <w:t>Busy：运行中、已有批量任务、报警/互斥或未取得所需外控权</w:t>
+            </w:r>
+          </w:p>
+        </w:tc>
+      </w:tr>
+      <w:tr>
+        <w:tc>
+          <w:tcPr>
+            <w:tcW w:type="dxa" w:w="5100"/>
+          </w:tcPr>
+          <w:p>
+            <w:r>
+              <w:t>07</w:t>
+            </w:r>
+          </w:p>
+        </w:tc>
+        <w:tc>
+          <w:tcPr>
+            <w:tcW w:type="dxa" w:w="5100"/>
+          </w:tcPr>
+          <w:p>
+            <w:r>
+              <w:t>旧导航格式在A/B同时在线时目标通道歧义</w:t>
+            </w:r>
+          </w:p>
+        </w:tc>
+      </w:tr>
+      <w:tr>
+        <w:tc>
+          <w:tcPr>
+            <w:tcW w:type="dxa" w:w="5100"/>
+          </w:tcPr>
+          <w:p>
+            <w:r>
+              <w:t>08</w:t>
+            </w:r>
+          </w:p>
+        </w:tc>
+        <w:tc>
+          <w:tcPr>
+            <w:tcW w:type="dxa" w:w="5100"/>
+          </w:tcPr>
+          <w:p>
+            <w:r>
+              <w:t>导航目标手柄离线、被更换、物理映射变化或最终身份复核不一致</w:t>
             </w:r>
           </w:p>
         </w:tc>
@@ -14223,14 +14070,8 @@
             <w:vAlign w:val="center"/>
           </w:tcPr>
           <w:p>
-            <w:r/>
-            <w:r>
-              <w:rPr>
-                <w:rFonts w:ascii="微软雅黑" w:hAnsi="微软雅黑" w:eastAsia="微软雅黑"/>
-                <w:b w:val="0"/>
-                <w:sz w:val="17"/>
-              </w:rPr>
-              <w:t>读取导航Page12</w:t>
+            <w:r>
+              <w:t>V2读取A通道Page12，请求号1234</w:t>
             </w:r>
           </w:p>
         </w:tc>
@@ -14240,14 +14081,8 @@
             <w:vAlign w:val="center"/>
           </w:tcPr>
           <w:p>
-            <w:r/>
-            <w:r>
-              <w:rPr>
-                <w:rFonts w:ascii="微软雅黑" w:hAnsi="微软雅黑" w:eastAsia="微软雅黑"/>
-                <w:b w:val="0"/>
-                <w:sz w:val="17"/>
-              </w:rPr>
-              <w:t>D7 CA F8 F1 02 00 10 08 0C FF BB C1 BF C6 BC C4</w:t>
+            <w:r>
+              <w:t>D7 CA F8 F1 02 00 14 08 0C FF 02 01 12 34 25 11 BF C6 BC C4</w:t>
             </w:r>
           </w:p>
         </w:tc>
@@ -14257,13 +14092,8 @@
             <w:vAlign w:val="center"/>
           </w:tcPr>
           <w:p>
-            <w:r/>
-            <w:r>
-              <w:rPr>
-                <w:rFonts w:ascii="微软雅黑" w:hAnsi="微软雅黑" w:eastAsia="微软雅黑"/>
-                <w:b w:val="0"/>
-                <w:sz w:val="17"/>
-              </w:rPr>
+            <w:r>
+              <w:t>下行前缀02 01 12 34</w:t>
             </w:r>
           </w:p>
         </w:tc>
@@ -14276,14 +14106,8 @@
             <w:shd w:fill="EAF2F8"/>
           </w:tcPr>
           <w:p>
-            <w:r/>
-            <w:r>
-              <w:rPr>
-                <w:rFonts w:ascii="微软雅黑" w:hAnsi="微软雅黑" w:eastAsia="微软雅黑"/>
-                <w:b w:val="0"/>
-                <w:sz w:val="17"/>
-              </w:rPr>
-              <w:t>读取导航Page64</w:t>
+            <w:r>
+              <w:t>V2批量读取A通道Page12~128，请求号1235</w:t>
             </w:r>
           </w:p>
         </w:tc>
@@ -14294,14 +14118,8 @@
             <w:shd w:fill="EAF2F8"/>
           </w:tcPr>
           <w:p>
-            <w:r/>
-            <w:r>
-              <w:rPr>
-                <w:rFonts w:ascii="微软雅黑" w:hAnsi="微软雅黑" w:eastAsia="微软雅黑"/>
-                <w:b w:val="0"/>
-                <w:sz w:val="17"/>
-              </w:rPr>
-              <w:t>D7 CA F8 F1 02 00 10 08 40 FF 7B F5 BF C6 BC C4</w:t>
+            <w:r>
+              <w:t>D7 CA F8 F1 02 00 15 09 0C FF 02 01 12 35 80 60 29 BF C6 BC C4</w:t>
             </w:r>
           </w:p>
         </w:tc>
@@ -14312,13 +14130,8 @@
             <w:shd w:fill="EAF2F8"/>
           </w:tcPr>
           <w:p>
-            <w:r/>
-            <w:r>
-              <w:rPr>
-                <w:rFonts w:ascii="微软雅黑" w:hAnsi="微软雅黑" w:eastAsia="微软雅黑"/>
-                <w:b w:val="0"/>
-                <w:sz w:val="17"/>
-              </w:rPr>
+            <w:r>
+              <w:t>等待逐页数据及匹配的最终ACK</w:t>
             </w:r>
           </w:p>
         </w:tc>
@@ -14330,14 +14143,8 @@
             <w:vAlign w:val="center"/>
           </w:tcPr>
           <w:p>
-            <w:r/>
-            <w:r>
-              <w:rPr>
-                <w:rFonts w:ascii="微软雅黑" w:hAnsi="微软雅黑" w:eastAsia="微软雅黑"/>
-                <w:b w:val="0"/>
-                <w:sz w:val="17"/>
-              </w:rPr>
-              <w:t>读取导航Page128</w:t>
+            <w:r>
+              <w:t>V2写A通道Page12全00，请求号1236</w:t>
             </w:r>
           </w:p>
         </w:tc>
@@ -14347,14 +14154,8 @@
             <w:vAlign w:val="center"/>
           </w:tcPr>
           <w:p>
-            <w:r/>
-            <w:r>
-              <w:rPr>
-                <w:rFonts w:ascii="微软雅黑" w:hAnsi="微软雅黑" w:eastAsia="微软雅黑"/>
-                <w:b w:val="0"/>
-                <w:sz w:val="17"/>
-              </w:rPr>
-              <w:t>D7 CA F8 F1 02 00 10 08 80 FF 7B A5 BF C6 BC C4</w:t>
+            <w:r>
+              <w:t>D7 CA F8 F1 02 00 32 0A 0C FF 02 01 12 36 00 00 00 00 00 00 00 00 00 00 00 00 00 00 00 00 00 00 00 00 00 00 00 00 00 00 00 00 00 00 48 A5 BF C6 BC C4</w:t>
             </w:r>
           </w:p>
         </w:tc>
@@ -14364,13 +14165,8 @@
             <w:vAlign w:val="center"/>
           </w:tcPr>
           <w:p>
-            <w:r/>
-            <w:r>
-              <w:rPr>
-                <w:rFonts w:ascii="微软雅黑" w:hAnsi="微软雅黑" w:eastAsia="微软雅黑"/>
-                <w:b w:val="0"/>
-                <w:sz w:val="17"/>
-              </w:rPr>
+            <w:r>
+              <w:t>要求外控owner且全部输出停止</w:t>
             </w:r>
           </w:p>
         </w:tc>
@@ -14383,14 +14179,8 @@
             <w:shd w:fill="EAF2F8"/>
           </w:tcPr>
           <w:p>
-            <w:r/>
-            <w:r>
-              <w:rPr>
-                <w:rFonts w:ascii="微软雅黑" w:hAnsi="微软雅黑" w:eastAsia="微软雅黑"/>
-                <w:b w:val="0"/>
-                <w:sz w:val="17"/>
-              </w:rPr>
-              <w:t>导航批量读Page12~128</w:t>
+            <w:r>
+              <w:t>V2批量写A通道Page12~20全00，请求号1237</w:t>
             </w:r>
           </w:p>
         </w:tc>
@@ -14401,14 +14191,8 @@
             <w:shd w:fill="EAF2F8"/>
           </w:tcPr>
           <w:p>
-            <w:r/>
-            <w:r>
-              <w:rPr>
-                <w:rFonts w:ascii="微软雅黑" w:hAnsi="微软雅黑" w:eastAsia="微软雅黑"/>
-                <w:b w:val="0"/>
-                <w:sz w:val="17"/>
-              </w:rPr>
-              <w:t>D7 CA F8 F1 02 00 11 09 0C FF 80 0C 47 BF C6 BC C4</w:t>
+            <w:r>
+              <w:t>D7 CA F8 F1 02 00 33 0C 0C FF 02 01 12 37 14 00 00 00 00 00 00 00 00 00 00 00 00 00 00 00 00 00 00 00 00 00 00 00 00 00 00 00 00 00 00 45 A1 BF C6 BC C4</w:t>
             </w:r>
           </w:p>
         </w:tc>
@@ -14419,13 +14203,8 @@
             <w:shd w:fill="EAF2F8"/>
           </w:tcPr>
           <w:p>
-            <w:r/>
-            <w:r>
-              <w:rPr>
-                <w:rFonts w:ascii="微软雅黑" w:hAnsi="微软雅黑" w:eastAsia="微软雅黑"/>
-                <w:b w:val="0"/>
-                <w:sz w:val="17"/>
-              </w:rPr>
+            <w:r>
+              <w:t>范围内每页写同一模板</w:t>
             </w:r>
           </w:p>
         </w:tc>
@@ -14437,14 +14216,8 @@
             <w:vAlign w:val="center"/>
           </w:tcPr>
           <w:p>
-            <w:r/>
-            <w:r>
-              <w:rPr>
-                <w:rFonts w:ascii="微软雅黑" w:hAnsi="微软雅黑" w:eastAsia="微软雅黑"/>
-                <w:b w:val="0"/>
-                <w:sz w:val="17"/>
-              </w:rPr>
-              <w:t>导航批量读Page12~20</w:t>
+            <w:r>
+              <w:t>V2读回A通道Page12全00，请求号1234</w:t>
             </w:r>
           </w:p>
         </w:tc>
@@ -14454,14 +14227,8 @@
             <w:vAlign w:val="center"/>
           </w:tcPr>
           <w:p>
-            <w:r/>
-            <w:r>
-              <w:rPr>
-                <w:rFonts w:ascii="微软雅黑" w:hAnsi="微软雅黑" w:eastAsia="微软雅黑"/>
-                <w:b w:val="0"/>
-                <w:sz w:val="17"/>
-              </w:rPr>
-              <w:t>D7 CA F8 F1 02 00 11 09 0C FF 14 A3 46 BF C6 BC C4</w:t>
+            <w:r>
+              <w:t>D7 CA F8 F1 01 00 32 01 01 0C 02 08 12 34 00 00 00 00 00 00 00 00 00 00 00 00 00 00 00 00 00 00 00 00 00 00 00 00 00 00 00 00 00 00 EF B2 BF C6 BC C4</w:t>
             </w:r>
           </w:p>
         </w:tc>
@@ -14471,13 +14238,8 @@
             <w:vAlign w:val="center"/>
           </w:tcPr>
           <w:p>
-            <w:r/>
-            <w:r>
-              <w:rPr>
-                <w:rFonts w:ascii="微软雅黑" w:hAnsi="微软雅黑" w:eastAsia="微软雅黑"/>
-                <w:b w:val="0"/>
-                <w:sz w:val="17"/>
-              </w:rPr>
+            <w:r>
+              <w:t>Area=01，Info=0C，载荷回显原Fun08和请求号</w:t>
             </w:r>
           </w:p>
         </w:tc>
@@ -14490,14 +14252,8 @@
             <w:shd w:fill="EAF2F8"/>
           </w:tcPr>
           <w:p>
-            <w:r/>
-            <w:r>
-              <w:rPr>
-                <w:rFonts w:ascii="微软雅黑" w:hAnsi="微软雅黑" w:eastAsia="微软雅黑"/>
-                <w:b w:val="0"/>
-                <w:sz w:val="17"/>
-              </w:rPr>
-              <w:t>导航批量读Page120~128</w:t>
+            <w:r>
+              <w:t>V2单页写成功A通道Page12，请求号1236</w:t>
             </w:r>
           </w:p>
         </w:tc>
@@ -14508,14 +14264,8 @@
             <w:shd w:fill="EAF2F8"/>
           </w:tcPr>
           <w:p>
-            <w:r/>
-            <w:r>
-              <w:rPr>
-                <w:rFonts w:ascii="微软雅黑" w:hAnsi="微软雅黑" w:eastAsia="微软雅黑"/>
-                <w:b w:val="0"/>
-                <w:sz w:val="17"/>
-              </w:rPr>
-              <w:t>D7 CA F8 F1 02 00 11 09 78 FF 80 16 07 BF C6 BC C4</w:t>
+            <w:r>
+              <w:t>D7 CA F8 F1 01 00 16 DD FF 05 02 0A 01 12 36 0C A5 88 BF C6 BC C4</w:t>
             </w:r>
           </w:p>
         </w:tc>
@@ -14526,13 +14276,8 @@
             <w:shd w:fill="EAF2F8"/>
           </w:tcPr>
           <w:p>
-            <w:r/>
-            <w:r>
-              <w:rPr>
-                <w:rFonts w:ascii="微软雅黑" w:hAnsi="微软雅黑" w:eastAsia="微软雅黑"/>
-                <w:b w:val="0"/>
-                <w:sz w:val="17"/>
-              </w:rPr>
+            <w:r>
+              <w:t>独立DD/05帧</w:t>
             </w:r>
           </w:p>
         </w:tc>
@@ -14544,14 +14289,8 @@
             <w:vAlign w:val="center"/>
           </w:tcPr>
           <w:p>
-            <w:r/>
-            <w:r>
-              <w:rPr>
-                <w:rFonts w:ascii="微软雅黑" w:hAnsi="微软雅黑" w:eastAsia="微软雅黑"/>
-                <w:b w:val="0"/>
-                <w:sz w:val="17"/>
-              </w:rPr>
-              <w:t>写导航Page12全00</w:t>
+            <w:r>
+              <w:t>V2批量读中A通道目标变化，Page50，请求号1235</w:t>
             </w:r>
           </w:p>
         </w:tc>
@@ -14561,14 +14300,8 @@
             <w:vAlign w:val="center"/>
           </w:tcPr>
           <w:p>
-            <w:r/>
-            <w:r>
-              <w:rPr>
-                <w:rFonts w:ascii="微软雅黑" w:hAnsi="微软雅黑" w:eastAsia="微软雅黑"/>
-                <w:b w:val="0"/>
-                <w:sz w:val="17"/>
-              </w:rPr>
-              <w:t>D7 CA F8 F1 02 00 2E 0A 0C FF 00 00 00 00 00 00 00 00 00 00 00 00 00 00 00 00 00 00 00 00 00 00 00 00 00 00 00 00 00 00 AE 00 BF C6 BC C4</w:t>
+            <w:r>
+              <w:t>D7 CA F8 F1 01 00 17 DD FF 06 02 09 01 12 35 32 08 1A 00 BF C6 BC C4</w:t>
             </w:r>
           </w:p>
         </w:tc>
@@ -14578,13 +14311,8 @@
             <w:vAlign w:val="center"/>
           </w:tcPr>
           <w:p>
-            <w:r/>
-            <w:r>
-              <w:rPr>
-                <w:rFonts w:ascii="微软雅黑" w:hAnsi="微软雅黑" w:eastAsia="微软雅黑"/>
-                <w:b w:val="0"/>
-                <w:sz w:val="17"/>
-              </w:rPr>
+            <w:r>
+              <w:t>DD/06原因08；不得再等待成功ACK</w:t>
             </w:r>
           </w:p>
         </w:tc>
@@ -14651,14 +14379,8 @@
             <w:vAlign w:val="center"/>
           </w:tcPr>
           <w:p>
-            <w:r/>
-            <w:r>
-              <w:rPr>
-                <w:rFonts w:ascii="微软雅黑" w:hAnsi="微软雅黑" w:eastAsia="微软雅黑"/>
-                <w:b w:val="0"/>
-                <w:sz w:val="17"/>
-              </w:rPr>
-              <w:t>批量写导航Page12~20全00</w:t>
+            <w:r>
+              <w:t>V2批量写最终成功A通道Page12~20，请求号1237</w:t>
             </w:r>
           </w:p>
         </w:tc>
@@ -14668,14 +14390,8 @@
             <w:vAlign w:val="center"/>
           </w:tcPr>
           <w:p>
-            <w:r/>
-            <w:r>
-              <w:rPr>
-                <w:rFonts w:ascii="微软雅黑" w:hAnsi="微软雅黑" w:eastAsia="微软雅黑"/>
-                <w:b w:val="0"/>
-                <w:sz w:val="17"/>
-              </w:rPr>
-              <w:t>D7 CA F8 F1 02 00 2F 0C 0C FF 14 00 00 00 00 00 00 00 00 00 00 00 00 00 00 00 00 00 00 00 00 00 00 00 00 00 00 00 00 00 00 25 C2 BF C6 BC C4</w:t>
+            <w:r>
+              <w:t>D7 CA F8 F1 01 00 17 DD FF 05 02 0C 01 12 37 0C 14 33 F0 BF C6 BC C4</w:t>
             </w:r>
           </w:p>
         </w:tc>
@@ -14685,13 +14401,8 @@
             <w:vAlign w:val="center"/>
           </w:tcPr>
           <w:p>
-            <w:r/>
-            <w:r>
-              <w:rPr>
-                <w:rFonts w:ascii="微软雅黑" w:hAnsi="微软雅黑" w:eastAsia="微软雅黑"/>
-                <w:b w:val="0"/>
-                <w:sz w:val="17"/>
-              </w:rPr>
+            <w:r>
+              <w:t>主控实际连续发送3次</w:t>
             </w:r>
           </w:p>
         </w:tc>
@@ -15454,14 +15165,8 @@
             <w:shd w:fill="EAF2F8"/>
           </w:tcPr>
           <w:p>
-            <w:r/>
-            <w:r>
-              <w:rPr>
-                <w:rFonts w:ascii="微软雅黑" w:hAnsi="微软雅黑" w:eastAsia="微软雅黑"/>
-                <w:b w:val="0"/>
-                <w:sz w:val="17"/>
-              </w:rPr>
-              <w:t>批量完成ACK Fun09 Page12~128</w:t>
+            <w:r>
+              <w:t>V2批量读最终成功A通道Page12~128，请求号1235</w:t>
             </w:r>
           </w:p>
         </w:tc>
@@ -15472,14 +15177,8 @@
             <w:shd w:fill="EAF2F8"/>
           </w:tcPr>
           <w:p>
-            <w:r/>
-            <w:r>
-              <w:rPr>
-                <w:rFonts w:ascii="微软雅黑" w:hAnsi="微软雅黑" w:eastAsia="微软雅黑"/>
-                <w:b w:val="0"/>
-                <w:sz w:val="17"/>
-              </w:rPr>
-              <w:t>D7 CA F8 F1 01 00 13 DD FF 05 09 0C 80 56 F7 BF C6 BC C4</w:t>
+            <w:r>
+              <w:t>D7 CA F8 F1 01 00 17 DD FF 05 02 09 01 12 35 0C 80 09 50 BF C6 BC C4</w:t>
             </w:r>
           </w:p>
         </w:tc>
@@ -15490,13 +15189,7 @@
             <w:shd w:fill="EAF2F8"/>
           </w:tcPr>
           <w:p>
-            <w:r/>
-            <w:r>
-              <w:rPr>
-                <w:rFonts w:ascii="微软雅黑" w:hAnsi="微软雅黑" w:eastAsia="微软雅黑"/>
-                <w:b w:val="0"/>
-                <w:sz w:val="17"/>
-              </w:rPr>
+            <w:r>
               <w:t>主控实际连续发送3次</w:t>
             </w:r>
           </w:p>
@@ -15509,14 +15202,8 @@
             <w:vAlign w:val="center"/>
           </w:tcPr>
           <w:p>
-            <w:r/>
-            <w:r>
-              <w:rPr>
-                <w:rFonts w:ascii="微软雅黑" w:hAnsi="微软雅黑" w:eastAsia="微软雅黑"/>
-                <w:b w:val="0"/>
-                <w:sz w:val="17"/>
-              </w:rPr>
-              <w:t>批量完成ACK Fun0C Page12~20</w:t>
+            <w:r>
+              <w:t>V2批量写最终成功A通道Page12~20，请求号1237</w:t>
             </w:r>
           </w:p>
         </w:tc>
@@ -15526,14 +15213,8 @@
             <w:vAlign w:val="center"/>
           </w:tcPr>
           <w:p>
-            <w:r/>
-            <w:r>
-              <w:rPr>
-                <w:rFonts w:ascii="微软雅黑" w:hAnsi="微软雅黑" w:eastAsia="微软雅黑"/>
-                <w:b w:val="0"/>
-                <w:sz w:val="17"/>
-              </w:rPr>
-              <w:t>D7 CA F8 F1 01 00 13 DD FF 05 0C 0C 14 F8 E6 BF C6 BC C4</w:t>
+            <w:r>
+              <w:t>D7 CA F8 F1 01 00 17 DD FF 05 02 0C 01 12 37 0C 14 33 F0 BF C6 BC C4</w:t>
             </w:r>
           </w:p>
         </w:tc>
@@ -15543,13 +15224,7 @@
             <w:vAlign w:val="center"/>
           </w:tcPr>
           <w:p>
-            <w:r/>
-            <w:r>
-              <w:rPr>
-                <w:rFonts w:ascii="微软雅黑" w:hAnsi="微软雅黑" w:eastAsia="微软雅黑"/>
-                <w:b w:val="0"/>
-                <w:sz w:val="17"/>
-              </w:rPr>
+            <w:r>
               <w:t>主控实际连续发送3次</w:t>
             </w:r>
           </w:p>
@@ -16474,14 +16149,8 @@
             <w:vAlign w:val="center"/>
           </w:tcPr>
           <w:p>
-            <w:r/>
-            <w:r>
-              <w:rPr>
-                <w:rFonts w:ascii="微软雅黑" w:hAnsi="微软雅黑" w:eastAsia="微软雅黑"/>
-                <w:b w:val="0"/>
-                <w:sz w:val="17"/>
-              </w:rPr>
-              <w:t>导航Page12返回30字节全00</w:t>
+            <w:r>
+              <w:t>V2导航Page12返回30字节全00</w:t>
             </w:r>
           </w:p>
         </w:tc>
@@ -16491,14 +16160,8 @@
             <w:vAlign w:val="center"/>
           </w:tcPr>
           <w:p>
-            <w:r/>
-            <w:r>
-              <w:rPr>
-                <w:rFonts w:ascii="微软雅黑" w:hAnsi="微软雅黑" w:eastAsia="微软雅黑"/>
-                <w:b w:val="0"/>
-                <w:sz w:val="17"/>
-              </w:rPr>
-              <w:t>D7 CA F8 F1 01 00 2E 01 FF 0C 00 00 00 00 00 00 00 00 00 00 00 00 00 00 00 00 00 00 00 00 00 00 00 00 00 00 00 00 00 00 89 52 BF C6 BC C4</w:t>
+            <w:r>
+              <w:t>D7 CA F8 F1 01 00 32 01 01 0C 02 08 12 34 00 00 00 00 00 00 00 00 00 00 00 00 00 00 00 00 00 00 00 00 00 00 00 00 00 00 00 00 00 00 EF B2 BF C6 BC C4</w:t>
             </w:r>
           </w:p>
         </w:tc>
@@ -16508,13 +16171,8 @@
             <w:vAlign w:val="center"/>
           </w:tcPr>
           <w:p>
-            <w:r/>
-            <w:r>
-              <w:rPr>
-                <w:rFonts w:ascii="微软雅黑" w:hAnsi="微软雅黑" w:eastAsia="微软雅黑"/>
-                <w:b w:val="0"/>
-                <w:sz w:val="17"/>
-              </w:rPr>
+            <w:r>
+              <w:t>全00是有效原始结果；仍需按通道和请求号关联</w:t>
             </w:r>
           </w:p>
         </w:tc>
@@ -16551,7 +16209,7 @@
         <w:pStyle w:val="ListBullet"/>
       </w:pPr>
       <w:r>
-        <w:t>批量页返回按页号存入映射，允许重复帧覆盖同页；完成 ACK 重复3次要去重；缺页应只补读缺失的连续区间。</w:t>
+        <w:t>导航 V2 逐页结果必须按 Channel、RequestId 和 Page 关联。即使页面全部到齐，也必须收到相同 Channel、RequestId 和范围的最终成功 ACK 才能提交整批结果；完成 ACK 连发3次只结算一次。</w:t>
       </w:r>
     </w:p>
     <w:p>
@@ -16769,13 +16427,7 @@
             <w:vAlign w:val="center"/>
           </w:tcPr>
           <w:p>
-            <w:r/>
-            <w:r>
-              <w:rPr>
-                <w:rFonts w:ascii="微软雅黑" w:hAnsi="微软雅黑" w:eastAsia="微软雅黑"/>
-                <w:b w:val="0"/>
-                <w:sz w:val="17"/>
-              </w:rPr>
+            <w:r>
               <w:t>3</w:t>
             </w:r>
           </w:p>
@@ -16786,14 +16438,8 @@
             <w:vAlign w:val="center"/>
           </w:tcPr>
           <w:p>
-            <w:r/>
-            <w:r>
-              <w:rPr>
-                <w:rFonts w:ascii="微软雅黑" w:hAnsi="微软雅黑" w:eastAsia="微软雅黑"/>
-                <w:b w:val="0"/>
-                <w:sz w:val="17"/>
-              </w:rPr>
-              <w:t>切目标A/B通道并等待心跳确认</w:t>
+            <w:r>
+              <w:t>确认A/B在线状态；后续导航请求直接在V2载荷指定目标</w:t>
             </w:r>
           </w:p>
         </w:tc>
@@ -16803,14 +16449,8 @@
             <w:vAlign w:val="center"/>
           </w:tcPr>
           <w:p>
-            <w:r/>
-            <w:r>
-              <w:rPr>
-                <w:rFonts w:ascii="微软雅黑" w:hAnsi="微软雅黑" w:eastAsia="微软雅黑"/>
-                <w:b w:val="0"/>
-                <w:sz w:val="17"/>
-              </w:rPr>
-              <w:t>当前通道字段正确</w:t>
+            <w:r>
+              <w:t>心跳在线状态正确；导航目标不依赖当前选中通道</w:t>
             </w:r>
           </w:p>
         </w:tc>
@@ -16987,13 +16627,7 @@
             <w:vAlign w:val="center"/>
           </w:tcPr>
           <w:p>
-            <w:r/>
-            <w:r>
-              <w:rPr>
-                <w:rFonts w:ascii="微软雅黑" w:hAnsi="微软雅黑" w:eastAsia="微软雅黑"/>
-                <w:b w:val="0"/>
-                <w:sz w:val="17"/>
-              </w:rPr>
+            <w:r>
               <w:t>7</w:t>
             </w:r>
           </w:p>
@@ -17004,14 +16638,8 @@
             <w:vAlign w:val="center"/>
           </w:tcPr>
           <w:p>
-            <w:r/>
-            <w:r>
-              <w:rPr>
-                <w:rFonts w:ascii="微软雅黑" w:hAnsi="微软雅黑" w:eastAsia="微软雅黑"/>
-                <w:b w:val="0"/>
-                <w:sz w:val="17"/>
-              </w:rPr>
-              <w:t>停输出并测试EEPROM单页/批量读</w:t>
+            <w:r>
+              <w:t>停输出，指定A通道和唯一RequestId测试导航单页/批量读</w:t>
             </w:r>
           </w:p>
         </w:tc>
@@ -17021,14 +16649,8 @@
             <w:vAlign w:val="center"/>
           </w:tcPr>
           <w:p>
-            <w:r/>
-            <w:r>
-              <w:rPr>
-                <w:rFonts w:ascii="微软雅黑" w:hAnsi="微软雅黑" w:eastAsia="微软雅黑"/>
-                <w:b w:val="0"/>
-                <w:sz w:val="17"/>
-              </w:rPr>
-              <w:t>原始30字节、页集合和完成ACK正确</w:t>
+            <w:r>
+              <w:t>每页回显A、请求号和页号；最终ACK的A、请求号和范围完全匹配</w:t>
             </w:r>
           </w:p>
         </w:tc>
@@ -17041,13 +16663,7 @@
             <w:shd w:fill="EAF2F8"/>
           </w:tcPr>
           <w:p>
-            <w:r/>
-            <w:r>
-              <w:rPr>
-                <w:rFonts w:ascii="微软雅黑" w:hAnsi="微软雅黑" w:eastAsia="微软雅黑"/>
-                <w:b w:val="0"/>
-                <w:sz w:val="17"/>
-              </w:rPr>
+            <w:r>
               <w:t>8</w:t>
             </w:r>
           </w:p>
@@ -17059,14 +16675,8 @@
             <w:shd w:fill="EAF2F8"/>
           </w:tcPr>
           <w:p>
-            <w:r/>
-            <w:r>
-              <w:rPr>
-                <w:rFonts w:ascii="微软雅黑" w:hAnsi="微软雅黑" w:eastAsia="微软雅黑"/>
-                <w:b w:val="0"/>
-                <w:sz w:val="17"/>
-              </w:rPr>
-              <w:t>取得外控、确认全停后测试导航写并读回</w:t>
+            <w:r>
+              <w:t>取得外控、确认全停后，指定B通道和唯一RequestId测试导航写并读回</w:t>
             </w:r>
           </w:p>
         </w:tc>
@@ -17077,14 +16687,8 @@
             <w:shd w:fill="EAF2F8"/>
           </w:tcPr>
           <w:p>
-            <w:r/>
-            <w:r>
-              <w:rPr>
-                <w:rFonts w:ascii="微软雅黑" w:hAnsi="微软雅黑" w:eastAsia="微软雅黑"/>
-                <w:b w:val="0"/>
-                <w:sz w:val="17"/>
-              </w:rPr>
-              <w:t>逐页ACK和读回一致</w:t>
+            <w:r>
+              <w:t>逐页ACK、最终ACK和读回均属于B及原请求号</w:t>
             </w:r>
           </w:p>
         </w:tc>
@@ -17194,6 +16798,102 @@
                 <w:sz w:val="17"/>
               </w:rPr>
               <w:t>2s停输出、10s释放；急停任何状态均有效</w:t>
+            </w:r>
+          </w:p>
+        </w:tc>
+      </w:tr>
+      <w:tr>
+        <w:tc>
+          <w:tcPr>
+            <w:tcW w:type="dxa" w:w="3400"/>
+          </w:tcPr>
+          <w:p>
+            <w:r>
+              <w:t>11</w:t>
+            </w:r>
+          </w:p>
+        </w:tc>
+        <w:tc>
+          <w:tcPr>
+            <w:tcW w:type="dxa" w:w="3400"/>
+          </w:tcPr>
+          <w:p>
+            <w:r>
+              <w:t>A通道批量读取中切换当前选中通道到B</w:t>
+            </w:r>
+          </w:p>
+        </w:tc>
+        <w:tc>
+          <w:tcPr>
+            <w:tcW w:type="dxa" w:w="3400"/>
+          </w:tcPr>
+          <w:p>
+            <w:r>
+              <w:t>后续数据仍来自A；Channel和RequestId保持不变</w:t>
+            </w:r>
+          </w:p>
+        </w:tc>
+      </w:tr>
+      <w:tr>
+        <w:tc>
+          <w:tcPr>
+            <w:tcW w:type="dxa" w:w="3400"/>
+          </w:tcPr>
+          <w:p>
+            <w:r>
+              <w:t>12</w:t>
+            </w:r>
+          </w:p>
+        </w:tc>
+        <w:tc>
+          <w:tcPr>
+            <w:tcW w:type="dxa" w:w="3400"/>
+          </w:tcPr>
+          <w:p>
+            <w:r>
+              <w:t>A通道批量读取中拔掉A，B保持在线</w:t>
+            </w:r>
+          </w:p>
+        </w:tc>
+        <w:tc>
+          <w:tcPr>
+            <w:tcW w:type="dxa" w:w="3400"/>
+          </w:tcPr>
+          <w:p>
+            <w:r>
+              <w:t>收到目标页原因08失败帧；不再收到本请求最终成功ACK</w:t>
+            </w:r>
+          </w:p>
+        </w:tc>
+      </w:tr>
+      <w:tr>
+        <w:tc>
+          <w:tcPr>
+            <w:tcW w:type="dxa" w:w="3400"/>
+          </w:tcPr>
+          <w:p>
+            <w:r>
+              <w:t>13</w:t>
+            </w:r>
+          </w:p>
+        </w:tc>
+        <w:tc>
+          <w:tcPr>
+            <w:tcW w:type="dxa" w:w="3400"/>
+          </w:tcPr>
+          <w:p>
+            <w:r>
+              <w:t>批量写入中途换柄或制造I2C失败</w:t>
+            </w:r>
+          </w:p>
+        </w:tc>
+        <w:tc>
+          <w:tcPr>
+            <w:tcW w:type="dxa" w:w="3400"/>
+          </w:tcPr>
+          <w:p>
+            <w:r>
+              <w:t>任务立即中止；失败帧可定位通道、请求号和目标页；已写页不回滚</w:t>
             </w:r>
           </w:p>
         </w:tc>
@@ -17559,12 +17259,101 @@
           </w:p>
         </w:tc>
       </w:tr>
+      <w:tr>
+        <w:tc>
+          <w:tcPr>
+            <w:tcW w:type="dxa" w:w="5100"/>
+          </w:tcPr>
+          <w:p>
+            <w:r>
+              <w:t>A/B都在线时旧导航命令失败</w:t>
+            </w:r>
+          </w:p>
+        </w:tc>
+        <w:tc>
+          <w:tcPr>
+            <w:tcW w:type="dxa" w:w="5100"/>
+          </w:tcPr>
+          <w:p>
+            <w:r>
+              <w:t>符合兼容门禁；无V2通道字段时目标歧义，主控返回原因07。第三方设备必须改用V2</w:t>
+            </w:r>
+          </w:p>
+        </w:tc>
+      </w:tr>
+      <w:tr>
+        <w:tc>
+          <w:tcPr>
+            <w:tcW w:type="dxa" w:w="5100"/>
+          </w:tcPr>
+          <w:p>
+            <w:r>
+              <w:t>导航页面全部收到但整批仍失败</w:t>
+            </w:r>
+          </w:p>
+        </w:tc>
+        <w:tc>
+          <w:tcPr>
+            <w:tcW w:type="dxa" w:w="5100"/>
+          </w:tcPr>
+          <w:p>
+            <w:r>
+              <w:t>检查是否收到Channel、RequestId和范围完全匹配的最终DD/05；只有逐页数据不能判整批成功</w:t>
+            </w:r>
+          </w:p>
+        </w:tc>
+      </w:tr>
+      <w:tr>
+        <w:tc>
+          <w:tcPr>
+            <w:tcW w:type="dxa" w:w="5100"/>
+          </w:tcPr>
+          <w:p>
+            <w:r>
+              <w:t>批量中途拔柄后仍等待超时</w:t>
+            </w:r>
+          </w:p>
+        </w:tc>
+        <w:tc>
+          <w:tcPr>
+            <w:tcW w:type="dxa" w:w="5100"/>
+          </w:tcPr>
+          <w:p>
+            <w:r>
+              <w:t>应立即识别V2 DD/06原因08并结束当前请求；不要只依靠页面计数或心跳判断中断</w:t>
+            </w:r>
+          </w:p>
+        </w:tc>
+      </w:tr>
+      <w:tr>
+        <w:tc>
+          <w:tcPr>
+            <w:tcW w:type="dxa" w:w="5100"/>
+          </w:tcPr>
+          <w:p>
+            <w:r>
+              <w:t>批量写中断后部分页面已改变</w:t>
+            </w:r>
+          </w:p>
+        </w:tc>
+        <w:tc>
+          <w:tcPr>
+            <w:tcW w:type="dxa" w:w="5100"/>
+          </w:tcPr>
+          <w:p>
+            <w:r>
+              <w:t>符合非事务写入定义；已成功写入的页不回滚，外部设备应按失败页决定重试或整段重写</w:t>
+            </w:r>
+          </w:p>
+        </w:tc>
+      </w:tr>
     </w:tbl>
     <w:p/>
     <w:p>
       <w:pPr>
         <w:pStyle w:val="Heading1"/>
         <w:keepNext/>
+        <w:pageBreakBefore/>
       </w:pPr>
       <w:r>
         <w:t>19. 版本与维护记录</w:t>
@@ -17651,13 +17440,41 @@
             <w:vAlign w:val="center"/>
           </w:tcPr>
           <w:p>
-            <w:r/>
-            <w:r>
-              <w:rPr>
-                <w:rFonts w:ascii="微软雅黑" w:hAnsi="微软雅黑" w:eastAsia="微软雅黑"/>
-                <w:b w:val="0"/>
-                <w:sz w:val="17"/>
-              </w:rPr>
+            <w:r>
+              <w:t>2026-08-03</w:t>
+            </w:r>
+          </w:p>
+        </w:tc>
+        <w:tc>
+          <w:tcPr>
+            <w:tcW w:type="dxa" w:w="3400"/>
+            <w:vAlign w:val="center"/>
+          </w:tcPr>
+          <w:p>
+            <w:r>
+              <w:t>R1 / a8c1902 后续工作区</w:t>
+            </w:r>
+          </w:p>
+        </w:tc>
+        <w:tc>
+          <w:tcPr>
+            <w:tcW w:type="dxa" w:w="3400"/>
+            <w:vAlign w:val="center"/>
+          </w:tcPr>
+          <w:p>
+            <w:r>
+              <w:t>导航EEPROM升级V2：请求和回包显式携带A/B通道及RequestId；批量锁定手柄身份，拔柄、换柄、I2C或运行异常立即中止并返回原因08，旧格式双通道歧义返回07；最终成功ACK为独立UART2帧并连续发送3次。</w:t>
+            </w:r>
+          </w:p>
+        </w:tc>
+      </w:tr>
+      <w:tr>
+        <w:tc>
+          <w:tcPr>
+            <w:tcW w:type="dxa" w:w="3400"/>
+          </w:tcPr>
+          <w:p>
+            <w:r>
               <w:t>2026-07-17</w:t>
             </w:r>
           </w:p>
@@ -17665,16 +17482,9 @@
         <w:tc>
           <w:tcPr>
             <w:tcW w:type="dxa" w:w="3400"/>
-            <w:vAlign w:val="center"/>
-          </w:tcPr>
-          <w:p>
-            <w:r/>
-            <w:r>
-              <w:rPr>
-                <w:rFonts w:ascii="微软雅黑" w:hAnsi="微软雅黑" w:eastAsia="微软雅黑"/>
-                <w:b w:val="0"/>
-                <w:sz w:val="17"/>
-              </w:rPr>
+          </w:tcPr>
+          <w:p>
+            <w:r>
               <w:t>R1 / 41bcb10</w:t>
             </w:r>
           </w:p>
@@ -17682,16 +17492,9 @@
         <w:tc>
           <w:tcPr>
             <w:tcW w:type="dxa" w:w="3400"/>
-            <w:vAlign w:val="center"/>
-          </w:tcPr>
-          <w:p>
-            <w:r/>
-            <w:r>
-              <w:rPr>
-                <w:rFonts w:ascii="微软雅黑" w:hAnsi="微软雅黑" w:eastAsia="微软雅黑"/>
-                <w:b w:val="0"/>
-                <w:sz w:val="17"/>
-              </w:rPr>
+          </w:tcPr>
+          <w:p>
+            <w:r>
               <w:t>按最新源码重建协议文档；补齐0x06业务范围批量读、Page7/Page10原始读取、所有批量完成ACK×3、原始页读取不做页和过滤、2s/10s外控超时、A5/A6心跳扩展、软件版本和配置修改入口。</w:t>
             </w:r>
           </w:p>
@@ -17718,7 +17521,7 @@
       <w:jc w:val="center"/>
     </w:pPr>
     <w:r>
-      <w:t>UART2外部通信控制协议说明 · 以主控当前源码为准 · 2026-07-17</w:t>
+      <w:t>UART2外部通信控制协议说明 · 以主控当前源码为准 · 2026-08-03</w:t>
     </w:r>
   </w:p>
 </w:ftr>
